--- a/Submit/Project Audible Technical Memo.docx
+++ b/Submit/Project Audible Technical Memo.docx
@@ -1,10 +1,10 @@
 
 <file path=word/document.xml><?xml version="1.0" encoding="utf-8"?>
-<w:document xmlns:wpc="http://schemas.microsoft.com/office/word/2010/wordprocessingCanvas" xmlns:cx="http://schemas.microsoft.com/office/drawing/2014/chartex" xmlns:cx1="http://schemas.microsoft.com/office/drawing/2015/9/8/chartex" xmlns:cx2="http://schemas.microsoft.com/office/drawing/2015/10/21/chartex" xmlns:cx3="http://schemas.microsoft.com/office/drawing/2016/5/9/chartex" xmlns:cx4="http://schemas.microsoft.com/office/drawing/2016/5/10/chartex" xmlns:cx5="http://schemas.microsoft.com/office/drawing/2016/5/11/chartex" xmlns:cx6="http://schemas.microsoft.com/office/drawing/2016/5/12/chartex" xmlns:cx7="http://schemas.microsoft.com/office/drawing/2016/5/13/chartex" xmlns:cx8="http://schemas.microsoft.com/office/drawing/2016/5/14/chartex" xmlns:mc="http://schemas.openxmlformats.org/markup-compatibility/2006" xmlns:m="http://schemas.openxmlformats.org/officeDocument/2006/math" xmlns:aink="http://schemas.microsoft.com/office/drawing/2016/ink" xmlns:am3d="http://schemas.microsoft.com/office/drawing/2017/model3d" xmlns:oel="http://schemas.microsoft.com/office/2019/extlst" xmlns:r="http://schemas.openxmlformats.org/officeDocument/2006/relationships" xmlns:wp14="http://schemas.microsoft.com/office/word/2010/wordprocessingDrawing" xmlns:wp="http://schemas.openxmlformats.org/drawingml/2006/wordprocessingDrawing" xmlns:wpg="http://schemas.microsoft.com/office/word/2010/wordprocessingGroup" xmlns:wpi="http://schemas.microsoft.com/office/word/2010/wordprocessingInk" xmlns:wps="http://schemas.microsoft.com/office/word/2010/wordprocessingShape" xmlns:o="urn:schemas-microsoft-com:office:office" xmlns:v="urn:schemas-microsoft-com:vml" xmlns:w10="urn:schemas-microsoft-com:office:word" xmlns:w="http://schemas.openxmlformats.org/wordprocessingml/2006/main" xmlns:w14="http://schemas.microsoft.com/office/word/2010/wordml" xmlns:w15="http://schemas.microsoft.com/office/word/2012/wordml" xmlns:w16cex="http://schemas.microsoft.com/office/word/2018/wordml/cex" xmlns:w16cid="http://schemas.microsoft.com/office/word/2016/wordml/cid" xmlns:w16="http://schemas.microsoft.com/office/word/2018/wordml" xmlns:w16sdtdh="http://schemas.microsoft.com/office/word/2020/wordml/sdtdatahash" xmlns:w16sdtfl="http://schemas.microsoft.com/office/word/2024/wordml/sdtformatlock" xmlns:w16se="http://schemas.microsoft.com/office/word/2015/wordml/symex" xmlns:w16du="http://schemas.microsoft.com/office/word/2023/wordml/word16du" xmlns:wne="http://schemas.microsoft.com/office/word/2006/wordml" mc:Ignorable="w14 w15 w16se w16cid w16 w16cex w16sdtdh w16sdtfl w16du wp14">
+<w:document xmlns:w="http://schemas.openxmlformats.org/wordprocessingml/2006/main">
   <w:body>
     <w:p>
       <w:pPr>
-        <w:spacing w:after="12" w:line="215" w:lineRule="auto"/>
+        <w:spacing w:before="0" w:after="12" w:line="215" w:lineRule="auto"/>
       </w:pPr>
       <w:r>
         <w:rPr>
@@ -15,7 +15,7 @@
           <w:sz w:val="22"/>
           <w:szCs w:val="22"/>
         </w:rPr>
-        <w:t>FINTECH 590 — PROJECT AUDIBLE: TECHNICAL MEMO</w:t>
+        <w:t xml:space="preserve">FINTECH 590 — PROJECT AUDIBLE: TECHNICAL MEMO</w:t>
       </w:r>
     </w:p>
     <w:p>
@@ -23,7 +23,7 @@
         <w:pBdr>
           <w:bottom w:val="single" w:sz="6" w:space="2" w:color="CBD5E1"/>
         </w:pBdr>
-        <w:spacing w:after="40" w:line="205" w:lineRule="auto"/>
+        <w:spacing w:before="0" w:after="40" w:line="205" w:lineRule="auto"/>
       </w:pPr>
       <w:r>
         <w:rPr>
@@ -83,7 +83,7 @@
           <w:sz w:val="18"/>
           <w:szCs w:val="18"/>
         </w:rPr>
-        <w:t>October 22, 2026</w:t>
+        <w:t xml:space="preserve">October 26, 2026</w:t>
       </w:r>
     </w:p>
     <w:p>
@@ -102,7 +102,7 @@
           <w:sz w:val="20"/>
           <w:szCs w:val="20"/>
         </w:rPr>
-        <w:t>1. Data Sources and Provenance</w:t>
+        <w:t xml:space="preserve">1. Data Sources and Provenance</w:t>
       </w:r>
     </w:p>
     <w:tbl>
@@ -116,7 +116,6 @@
           <w:insideH w:val="single" w:sz="4" w:space="0" w:color="E2E8F0"/>
           <w:insideV w:val="single" w:sz="4" w:space="0" w:color="E2E8F0"/>
         </w:tblBorders>
-        <w:tblLook w:val="04A0" w:firstRow="1" w:lastRow="0" w:firstColumn="1" w:lastColumn="0" w:noHBand="0" w:noVBand="1"/>
       </w:tblPr>
       <w:tblGrid>
         <w:gridCol w:w="2450"/>
@@ -130,18 +129,14 @@
             <w:shd w:val="clear" w:color="auto" w:fill="F1F5F9"/>
             <w:tcMar>
               <w:top w:w="28" w:type="dxa"/>
+              <w:bottom w:w="28" w:type="dxa"/>
               <w:left w:w="65" w:type="dxa"/>
-              <w:bottom w:w="28" w:type="dxa"/>
               <w:right w:w="65" w:type="dxa"/>
             </w:tcMar>
           </w:tcPr>
           <w:p>
             <w:pPr>
               <w:spacing w:before="8" w:after="8" w:line="195" w:lineRule="auto"/>
-              <w:rPr>
-                <w:sz w:val="20"/>
-                <w:szCs w:val="20"/>
-              </w:rPr>
             </w:pPr>
             <w:r>
               <w:rPr>
@@ -149,10 +144,10 @@
                 <w:b/>
                 <w:bCs/>
                 <w:color w:val="0F172A"/>
-                <w:sz w:val="20"/>
-                <w:szCs w:val="20"/>
+                <w:sz w:val="17"/>
+                <w:szCs w:val="17"/>
               </w:rPr>
-              <w:t>Source Dataset</w:t>
+              <w:t xml:space="preserve">Source Dataset</w:t>
             </w:r>
           </w:p>
         </w:tc>
@@ -162,18 +157,14 @@
             <w:shd w:val="clear" w:color="auto" w:fill="F1F5F9"/>
             <w:tcMar>
               <w:top w:w="28" w:type="dxa"/>
+              <w:bottom w:w="28" w:type="dxa"/>
               <w:left w:w="65" w:type="dxa"/>
-              <w:bottom w:w="28" w:type="dxa"/>
               <w:right w:w="65" w:type="dxa"/>
             </w:tcMar>
           </w:tcPr>
           <w:p>
             <w:pPr>
               <w:spacing w:before="8" w:after="8" w:line="195" w:lineRule="auto"/>
-              <w:rPr>
-                <w:sz w:val="20"/>
-                <w:szCs w:val="20"/>
-              </w:rPr>
             </w:pPr>
             <w:r>
               <w:rPr>
@@ -181,10 +172,10 @@
                 <w:b/>
                 <w:bCs/>
                 <w:color w:val="0F172A"/>
-                <w:sz w:val="20"/>
-                <w:szCs w:val="20"/>
+                <w:sz w:val="17"/>
+                <w:szCs w:val="17"/>
               </w:rPr>
-              <w:t>Version &amp; Access Date</w:t>
+              <w:t xml:space="preserve">Version &amp; Access Date</w:t>
             </w:r>
           </w:p>
         </w:tc>
@@ -194,18 +185,14 @@
             <w:shd w:val="clear" w:color="auto" w:fill="F1F5F9"/>
             <w:tcMar>
               <w:top w:w="28" w:type="dxa"/>
+              <w:bottom w:w="28" w:type="dxa"/>
               <w:left w:w="65" w:type="dxa"/>
-              <w:bottom w:w="28" w:type="dxa"/>
               <w:right w:w="65" w:type="dxa"/>
             </w:tcMar>
           </w:tcPr>
           <w:p>
             <w:pPr>
               <w:spacing w:before="8" w:after="8" w:line="195" w:lineRule="auto"/>
-              <w:rPr>
-                <w:sz w:val="20"/>
-                <w:szCs w:val="20"/>
-              </w:rPr>
             </w:pPr>
             <w:r>
               <w:rPr>
@@ -213,10 +200,10 @@
                 <w:b/>
                 <w:bCs/>
                 <w:color w:val="0F172A"/>
-                <w:sz w:val="20"/>
-                <w:szCs w:val="20"/>
+                <w:sz w:val="17"/>
+                <w:szCs w:val="17"/>
               </w:rPr>
-              <w:t>How Pulled &amp; Verification</w:t>
+              <w:t xml:space="preserve">How Pulled &amp; Verification</w:t>
             </w:r>
           </w:p>
         </w:tc>
@@ -227,18 +214,14 @@
             <w:tcW w:w="2450" w:type="dxa"/>
             <w:tcMar>
               <w:top w:w="28" w:type="dxa"/>
+              <w:bottom w:w="28" w:type="dxa"/>
               <w:left w:w="65" w:type="dxa"/>
-              <w:bottom w:w="28" w:type="dxa"/>
               <w:right w:w="65" w:type="dxa"/>
             </w:tcMar>
           </w:tcPr>
           <w:p>
             <w:pPr>
               <w:spacing w:before="8" w:after="8" w:line="195" w:lineRule="auto"/>
-              <w:rPr>
-                <w:sz w:val="20"/>
-                <w:szCs w:val="20"/>
-              </w:rPr>
             </w:pPr>
             <w:r>
               <w:rPr>
@@ -246,10 +229,10 @@
                 <w:b/>
                 <w:bCs/>
                 <w:color w:val="0F172A"/>
-                <w:sz w:val="20"/>
-                <w:szCs w:val="20"/>
+                <w:sz w:val="17"/>
+                <w:szCs w:val="17"/>
               </w:rPr>
-              <w:t>CCFPB 2025 HMDA Static Snapshot (LAR &amp; TS)</w:t>
+              <w:t xml:space="preserve">FFIEC / CFPB 2025 HMDA Static Snapshot (LAR &amp; TS)</w:t>
             </w:r>
           </w:p>
         </w:tc>
@@ -258,27 +241,23 @@
             <w:tcW w:w="2200" w:type="dxa"/>
             <w:tcMar>
               <w:top w:w="28" w:type="dxa"/>
+              <w:bottom w:w="28" w:type="dxa"/>
               <w:left w:w="65" w:type="dxa"/>
-              <w:bottom w:w="28" w:type="dxa"/>
               <w:right w:w="65" w:type="dxa"/>
             </w:tcMar>
           </w:tcPr>
           <w:p>
             <w:pPr>
               <w:spacing w:before="8" w:after="8" w:line="195" w:lineRule="auto"/>
-              <w:rPr>
-                <w:sz w:val="20"/>
-                <w:szCs w:val="20"/>
-              </w:rPr>
             </w:pPr>
             <w:r>
               <w:rPr>
                 <w:rFonts w:ascii="Calibri" w:hAnsi="Calibri" w:cs="Calibri"/>
                 <w:color w:val="1E293B"/>
-                <w:sz w:val="20"/>
-                <w:szCs w:val="20"/>
+                <w:sz w:val="17"/>
+                <w:szCs w:val="17"/>
               </w:rPr>
-              <w:t>2025 Snapshot (Modified Jun 23, 2026); accessed Oct 22, 2026</w:t>
+              <w:t xml:space="preserve">2025 Snapshot (Modified Jun 23, 2026); accessed Oct 22, 2026</w:t>
             </w:r>
           </w:p>
         </w:tc>
@@ -287,27 +266,23 @@
             <w:tcW w:w="5850" w:type="dxa"/>
             <w:tcMar>
               <w:top w:w="28" w:type="dxa"/>
+              <w:bottom w:w="28" w:type="dxa"/>
               <w:left w:w="65" w:type="dxa"/>
-              <w:bottom w:w="28" w:type="dxa"/>
               <w:right w:w="65" w:type="dxa"/>
             </w:tcMar>
           </w:tcPr>
           <w:p>
             <w:pPr>
               <w:spacing w:before="8" w:after="8" w:line="195" w:lineRule="auto"/>
-              <w:rPr>
-                <w:sz w:val="20"/>
-                <w:szCs w:val="20"/>
-              </w:rPr>
             </w:pPr>
             <w:r>
               <w:rPr>
                 <w:rFonts w:ascii="Calibri" w:hAnsi="Calibri" w:cs="Calibri"/>
                 <w:color w:val="1E293B"/>
-                <w:sz w:val="20"/>
-                <w:szCs w:val="20"/>
+                <w:sz w:val="17"/>
+                <w:szCs w:val="17"/>
               </w:rPr>
-              <w:t>Pulled via download_hmda.py from files.ffiec.cfpb.gov/static-data/snapshot/2025/ (2025_public_lar_csv.zip, 737.1 MB, SHA-256: 9b25c05d...; 2025_public_ts_csv.zip, 194.2 KB, SHA-256: 6d4157af...). Static archive used instead of live API.</w:t>
+              <w:t xml:space="preserve">Pulled via download_hmda.py from files.ffiec.cfpb.gov/static-data/snapshot/2025/ (2025_public_lar_csv.zip, 737.1 MB, SHA-256: 9b25c05d...; 2025_public_ts_csv.zip, 194.2 KB, SHA-256: 6d4157af...). Static archive used instead of live API.</w:t>
             </w:r>
           </w:p>
         </w:tc>
@@ -318,18 +293,14 @@
             <w:tcW w:w="2450" w:type="dxa"/>
             <w:tcMar>
               <w:top w:w="28" w:type="dxa"/>
+              <w:bottom w:w="28" w:type="dxa"/>
               <w:left w:w="65" w:type="dxa"/>
-              <w:bottom w:w="28" w:type="dxa"/>
               <w:right w:w="65" w:type="dxa"/>
             </w:tcMar>
           </w:tcPr>
           <w:p>
             <w:pPr>
               <w:spacing w:before="8" w:after="8" w:line="195" w:lineRule="auto"/>
-              <w:rPr>
-                <w:sz w:val="20"/>
-                <w:szCs w:val="20"/>
-              </w:rPr>
             </w:pPr>
             <w:r>
               <w:rPr>
@@ -337,10 +308,10 @@
                 <w:b/>
                 <w:bCs/>
                 <w:color w:val="0F172A"/>
-                <w:sz w:val="20"/>
-                <w:szCs w:val="20"/>
+                <w:sz w:val="17"/>
+                <w:szCs w:val="17"/>
               </w:rPr>
-              <w:t>NYU Stern Fintech Classification (Fuster et al., 2019)</w:t>
+              <w:t xml:space="preserve">NYU Stern Fintech Classification (Fuster et al., 2019)</w:t>
             </w:r>
           </w:p>
         </w:tc>
@@ -349,27 +320,23 @@
             <w:tcW w:w="2200" w:type="dxa"/>
             <w:tcMar>
               <w:top w:w="28" w:type="dxa"/>
+              <w:bottom w:w="28" w:type="dxa"/>
               <w:left w:w="65" w:type="dxa"/>
-              <w:bottom w:w="28" w:type="dxa"/>
               <w:right w:w="65" w:type="dxa"/>
             </w:tcMar>
           </w:tcPr>
           <w:p>
             <w:pPr>
               <w:spacing w:before="8" w:after="8" w:line="195" w:lineRule="auto"/>
-              <w:rPr>
-                <w:sz w:val="20"/>
-                <w:szCs w:val="20"/>
-              </w:rPr>
             </w:pPr>
             <w:r>
               <w:rPr>
                 <w:rFonts w:ascii="Calibri" w:hAnsi="Calibri" w:cs="Calibri"/>
                 <w:color w:val="1E293B"/>
-                <w:sz w:val="20"/>
-                <w:szCs w:val="20"/>
+                <w:sz w:val="17"/>
+                <w:szCs w:val="17"/>
               </w:rPr>
-              <w:t>Cumulative 2017 list (NY Fed SR 836); accessed Oct 22, 2026</w:t>
+              <w:t xml:space="preserve">Cumulative 2017 list (NY Fed SR 836); accessed Oct 22, 2026</w:t>
             </w:r>
           </w:p>
         </w:tc>
@@ -378,27 +345,23 @@
             <w:tcW w:w="5850" w:type="dxa"/>
             <w:tcMar>
               <w:top w:w="28" w:type="dxa"/>
+              <w:bottom w:w="28" w:type="dxa"/>
               <w:left w:w="65" w:type="dxa"/>
-              <w:bottom w:w="28" w:type="dxa"/>
               <w:right w:w="65" w:type="dxa"/>
             </w:tcMar>
           </w:tcPr>
           <w:p>
             <w:pPr>
               <w:spacing w:before="8" w:after="8" w:line="195" w:lineRule="auto"/>
-              <w:rPr>
-                <w:sz w:val="20"/>
-                <w:szCs w:val="20"/>
-              </w:rPr>
             </w:pPr>
             <w:r>
               <w:rPr>
                 <w:rFonts w:ascii="Calibri" w:hAnsi="Calibri" w:cs="Calibri"/>
                 <w:color w:val="1E293B"/>
-                <w:sz w:val="20"/>
-                <w:szCs w:val="20"/>
+                <w:sz w:val="17"/>
+                <w:szCs w:val="17"/>
               </w:rPr>
-              <w:t>Pulled from pages.stern.nyu.edu/pschnabl/data/data_fintech.htm (fintech_classification.xlsx, SHA-256: bc59ce16...). Identifies 18 online-origination lenders by RSSD ID (15 active in 2025 HMDA; 14 in controlled sample).</w:t>
+              <w:t xml:space="preserve">Pulled from pages.stern.nyu.edu/pschnabl/data/data_fintech.htm (fintech_classification.xlsx, SHA-256: bc59ce16...). Identifies 18 online-origination lenders by RSSD ID (15 active in 2025 HMDA; 14 in controlled sample).</w:t>
             </w:r>
           </w:p>
         </w:tc>
@@ -409,18 +372,14 @@
             <w:tcW w:w="2450" w:type="dxa"/>
             <w:tcMar>
               <w:top w:w="28" w:type="dxa"/>
+              <w:bottom w:w="28" w:type="dxa"/>
               <w:left w:w="65" w:type="dxa"/>
-              <w:bottom w:w="28" w:type="dxa"/>
               <w:right w:w="65" w:type="dxa"/>
             </w:tcMar>
           </w:tcPr>
           <w:p>
             <w:pPr>
               <w:spacing w:before="8" w:after="8" w:line="195" w:lineRule="auto"/>
-              <w:rPr>
-                <w:sz w:val="20"/>
-                <w:szCs w:val="20"/>
-              </w:rPr>
             </w:pPr>
             <w:r>
               <w:rPr>
@@ -428,10 +387,10 @@
                 <w:b/>
                 <w:bCs/>
                 <w:color w:val="0F172A"/>
-                <w:sz w:val="20"/>
-                <w:szCs w:val="20"/>
+                <w:sz w:val="17"/>
+                <w:szCs w:val="17"/>
               </w:rPr>
-              <w:t>Philadelphia Fed HMDA Lender File (2018–2025)</w:t>
+              <w:t xml:space="preserve">Philadelphia Fed HMDA Lender File (2018–2025)</w:t>
             </w:r>
           </w:p>
         </w:tc>
@@ -440,27 +399,23 @@
             <w:tcW w:w="2200" w:type="dxa"/>
             <w:tcMar>
               <w:top w:w="28" w:type="dxa"/>
+              <w:bottom w:w="28" w:type="dxa"/>
               <w:left w:w="65" w:type="dxa"/>
-              <w:bottom w:w="28" w:type="dxa"/>
               <w:right w:w="65" w:type="dxa"/>
             </w:tcMar>
           </w:tcPr>
           <w:p>
             <w:pPr>
               <w:spacing w:before="8" w:after="8" w:line="195" w:lineRule="auto"/>
-              <w:rPr>
-                <w:sz w:val="20"/>
-                <w:szCs w:val="20"/>
-              </w:rPr>
             </w:pPr>
             <w:r>
               <w:rPr>
                 <w:rFonts w:ascii="Calibri" w:hAnsi="Calibri" w:cs="Calibri"/>
                 <w:color w:val="1E293B"/>
-                <w:sz w:val="20"/>
-                <w:szCs w:val="20"/>
+                <w:sz w:val="17"/>
+                <w:szCs w:val="17"/>
               </w:rPr>
-              <w:t>Version Jul 15, 2026; accessed Oct 22, 2026</w:t>
+              <w:t xml:space="preserve">Version Jul 15, 2026; accessed Oct 22, 2026</w:t>
             </w:r>
           </w:p>
         </w:tc>
@@ -469,27 +424,23 @@
             <w:tcW w:w="5850" w:type="dxa"/>
             <w:tcMar>
               <w:top w:w="28" w:type="dxa"/>
+              <w:bottom w:w="28" w:type="dxa"/>
               <w:left w:w="65" w:type="dxa"/>
-              <w:bottom w:w="28" w:type="dxa"/>
               <w:right w:w="65" w:type="dxa"/>
             </w:tcMar>
           </w:tcPr>
           <w:p>
             <w:pPr>
               <w:spacing w:before="8" w:after="8" w:line="195" w:lineRule="auto"/>
-              <w:rPr>
-                <w:sz w:val="20"/>
-                <w:szCs w:val="20"/>
-              </w:rPr>
             </w:pPr>
             <w:r>
               <w:rPr>
                 <w:rFonts w:ascii="Calibri" w:hAnsi="Calibri" w:cs="Calibri"/>
                 <w:color w:val="1E293B"/>
-                <w:sz w:val="20"/>
-                <w:szCs w:val="20"/>
+                <w:sz w:val="17"/>
+                <w:szCs w:val="17"/>
               </w:rPr>
-              <w:t>Pulled from philadelphiafed.org (hmda-2018-present.xlsx, SHA-256: a7e72d98...). Links 2025 HMDA lei to Federal Reserve rssd_id and depository institution codes (TYPE 10, 14, 20).</w:t>
+              <w:t xml:space="preserve">Fetched by classify_lenders_nyu.py from philadelphiafed.org (hmda-2018-present.xlsx, saved as raw/hmda_lender_2018_2025_philadelphia_fed.xlsx; SHA-256: a7e72d98...). Links 2025 HMDA lei to Federal Reserve rssd_id and institution TYPE (banks 10/14/20; nonbanks 40/41).</w:t>
             </w:r>
           </w:p>
         </w:tc>
@@ -501,10 +452,6 @@
           <w:bottom w:val="single" w:sz="6" w:space="2" w:color="CBD5E1"/>
         </w:pBdr>
         <w:spacing w:before="80" w:after="30" w:line="215" w:lineRule="auto"/>
-        <w:rPr>
-          <w:sz w:val="20"/>
-          <w:szCs w:val="20"/>
-        </w:rPr>
       </w:pPr>
       <w:r>
         <w:rPr>
@@ -515,17 +462,13 @@
           <w:sz w:val="20"/>
           <w:szCs w:val="20"/>
         </w:rPr>
-        <w:t>2. Data Pipeline, Joins, Transformations, and Key Measures</w:t>
+        <w:t xml:space="preserve">2. Data Pipeline, Joins, Transformations, and Key Measures</w:t>
       </w:r>
     </w:p>
     <w:p>
       <w:pPr>
+        <w:ind w:left="180" w:hanging="180"/>
         <w:spacing w:before="16" w:after="20" w:line="210" w:lineRule="auto"/>
-        <w:ind w:left="180" w:hanging="180"/>
-        <w:rPr>
-          <w:sz w:val="20"/>
-          <w:szCs w:val="20"/>
-        </w:rPr>
       </w:pPr>
       <w:r>
         <w:rPr>
@@ -533,11 +476,150 @@
           <w:b/>
           <w:bCs/>
           <w:color w:val="B45309"/>
-          <w:sz w:val="20"/>
-          <w:szCs w:val="20"/>
+          <w:sz w:val="18"/>
+          <w:szCs w:val="18"/>
         </w:rPr>
         <w:t xml:space="preserve">• </w:t>
       </w:r>
+      <w:r>
+        <w:rPr>
+          <w:rFonts w:ascii="Calibri" w:hAnsi="Calibri" w:cs="Calibri"/>
+          <w:b/>
+          <w:bCs/>
+          <w:color w:val="0F172A"/>
+          <w:sz w:val="18"/>
+          <w:szCs w:val="18"/>
+        </w:rPr>
+        <w:t xml:space="preserve">Step 1 — Extract &amp; Product Filter (download_hmda.py -&gt; mortgages_2025.csv, 1,508,076 loans): </w:t>
+      </w:r>
+      <w:r>
+        <w:rPr>
+          <w:rFonts w:ascii="Calibri" w:hAnsi="Calibri" w:cs="Calibri"/>
+          <w:color w:val="1E293B"/>
+          <w:sz w:val="18"/>
+          <w:szCs w:val="18"/>
+        </w:rPr>
+        <w:t xml:space="preserve">Streams the compressed LAR ZIP directly, joins respondent names from TS on lei, and keeps U.S. originated (action_taken=1), conventional (loan_type=1), home-purchase (loan_purpose=1), first-lien (lien_status=1), principal-residence (occupancy_type=1), conforming (conforming_loan_limit=C), 30-year fixed-rate (loan_term=360, intro_rate_period=NA) loans.</w:t>
+      </w:r>
+    </w:p>
+    <w:p>
+      <w:pPr>
+        <w:ind w:left="180" w:hanging="180"/>
+        <w:spacing w:before="16" w:after="20" w:line="210" w:lineRule="auto"/>
+      </w:pPr>
+      <w:r>
+        <w:rPr>
+          <w:rFonts w:ascii="Calibri" w:hAnsi="Calibri" w:cs="Calibri"/>
+          <w:b/>
+          <w:bCs/>
+          <w:color w:val="B45309"/>
+          <w:sz w:val="18"/>
+          <w:szCs w:val="18"/>
+        </w:rPr>
+        <w:t xml:space="preserve">• </w:t>
+      </w:r>
+      <w:r>
+        <w:rPr>
+          <w:rFonts w:ascii="Calibri" w:hAnsi="Calibri" w:cs="Calibri"/>
+          <w:b/>
+          <w:bCs/>
+          <w:color w:val="0F172A"/>
+          <w:sz w:val="18"/>
+          <w:szCs w:val="18"/>
+        </w:rPr>
+        <w:t xml:space="preserve">Step 2 — Lender Classification Join (classify_lenders_nyu.py -&gt; mortgages_2025_classified.csv): </w:t>
+      </w:r>
+      <w:r>
+        <w:rPr>
+          <w:rFonts w:ascii="Calibri" w:hAnsi="Calibri" w:cs="Calibri"/>
+          <w:color w:val="1E293B"/>
+          <w:sz w:val="18"/>
+          <w:szCs w:val="18"/>
+        </w:rPr>
+        <w:t xml:space="preserve">Joins lei to the Philadelphia Fed file (lei -&gt; rssd_id, TYPE) and matches rssd_id to the NYU list. Classifies Fintech (175,928 loans; 15 lenders) vs. Bank comparator (non-NYU depository banks TYPE 10/14/20: 347,634 loans; 662 lenders). Credit unions (TYPE 30) and other lenders stay out of the main comparison; non-fintech independent mortgage banks (TYPE 40/41) are used only as an alternative comparator.</w:t>
+      </w:r>
+    </w:p>
+    <w:p>
+      <w:pPr>
+        <w:ind w:left="180" w:hanging="180"/>
+        <w:spacing w:before="16" w:after="20" w:line="210" w:lineRule="auto"/>
+      </w:pPr>
+      <w:r>
+        <w:rPr>
+          <w:rFonts w:ascii="Calibri" w:hAnsi="Calibri" w:cs="Calibri"/>
+          <w:b/>
+          <w:bCs/>
+          <w:color w:val="B45309"/>
+          <w:sz w:val="18"/>
+          <w:szCs w:val="18"/>
+        </w:rPr>
+        <w:t xml:space="preserve">• </w:t>
+      </w:r>
+      <w:r>
+        <w:rPr>
+          <w:rFonts w:ascii="Calibri" w:hAnsi="Calibri" w:cs="Calibri"/>
+          <w:b/>
+          <w:bCs/>
+          <w:color w:val="0F172A"/>
+          <w:sz w:val="18"/>
+          <w:szCs w:val="18"/>
+        </w:rPr>
+        <w:t xml:space="preserve">Step 3 — Lossless Cleaning &amp; Binning (clean_mortgages.py -&gt; mortgages_2025_clean.csv): </w:t>
+      </w:r>
+      <w:r>
+        <w:rPr>
+          <w:rFonts w:ascii="Calibri" w:hAnsi="Calibri" w:cs="Calibri"/>
+          <w:color w:val="1E293B"/>
+          <w:sz w:val="18"/>
+          <w:szCs w:val="18"/>
+        </w:rPr>
+        <w:t xml:space="preserve">Preserves all 1,508,076 rows and raw HMDA strings (NA, Exempt, blanks, zeroes) while adding parsed numeric fields, anomaly review_flags, eligibility flags, and 4 borrower bins: Standard Conforming DTI (&lt;30%, 30%-&lt;36%, 36%-43%, 44%-49%), CLTV (&lt;=80%, 80.01%-90%, 90.01%-95%, &gt;95%), Income (&lt;=$75k, $75k-$125k, $125k-$200k, &gt;$200k; HMDA income * $1,000), and Loan Amount (&lt;=$200k, $200k-$350k, $350k-$500k, &gt;$500k).</w:t>
+      </w:r>
+    </w:p>
+    <w:p>
+      <w:pPr>
+        <w:ind w:left="180" w:hanging="180"/>
+        <w:spacing w:before="16" w:after="20" w:line="210" w:lineRule="auto"/>
+      </w:pPr>
+      <w:r>
+        <w:rPr>
+          <w:rFonts w:ascii="Calibri" w:hAnsi="Calibri" w:cs="Calibri"/>
+          <w:b/>
+          <w:bCs/>
+          <w:color w:val="B45309"/>
+          <w:sz w:val="18"/>
+          <w:szCs w:val="18"/>
+        </w:rPr>
+        <w:t xml:space="preserve">• </w:t>
+      </w:r>
+      <w:r>
+        <w:rPr>
+          <w:rFonts w:ascii="Calibri" w:hAnsi="Calibri" w:cs="Calibri"/>
+          <w:b/>
+          <w:bCs/>
+          <w:color w:val="0F172A"/>
+          <w:sz w:val="18"/>
+          <w:szCs w:val="18"/>
+        </w:rPr>
+        <w:t xml:space="preserve">Step 4 &amp; 5 — Aggregation &amp; Dashboard (analyze_pricing.py &amp; build_dashboard.py -&gt; Submit/Project Audible Dashboard.html): </w:t>
+      </w:r>
+      <w:r>
+        <w:rPr>
+          <w:rFonts w:ascii="Calibri" w:hAnsi="Calibri" w:cs="Calibri"/>
+          <w:color w:val="1E293B"/>
+          <w:sz w:val="18"/>
+          <w:szCs w:val="18"/>
+        </w:rPr>
+        <w:t xml:space="preserve">Evaluates the controlled baseline (in_main_comparison=1, all 4 borrower vars valid, conforming DTI &lt;50%: 511,199 loans — 173,033 Fintech across 14 lenders vs. 338,166 Bank across 655 lenders) across three measures: (1) Main: Rate-Spread Gap = 100 * (Median Spread_Fintech - Median Spread_Bank), where Rate Spread = APR - APOR (+16.4 bps: 0.213% vs. 0.049%); (2) Upfront Fee Ratio = 100 * (origination_charges / loan_amount) (+37.2 bps: 0.947% vs. 0.575%); (3) Contract Interest Rate (+12.5 bps: 6.625% vs. 6.500%). Robustness: lender-clustered bootstrap CI, Fintech vs. non-fintech nonbanks, ex-Rocket and ex-21st Mortgage, site-built only, no review flags, unadjusted sample.</w:t>
+      </w:r>
+    </w:p>
+    <w:p>
+      <w:pPr>
+        <w:pBdr>
+          <w:bottom w:val="single" w:sz="6" w:space="2" w:color="CBD5E1"/>
+        </w:pBdr>
+        <w:spacing w:before="80" w:after="30" w:line="215" w:lineRule="auto"/>
+      </w:pPr>
       <w:r>
         <w:rPr>
           <w:rFonts w:ascii="Calibri" w:hAnsi="Calibri" w:cs="Calibri"/>
@@ -547,26 +629,13 @@
           <w:sz w:val="20"/>
           <w:szCs w:val="20"/>
         </w:rPr>
-        <w:t xml:space="preserve">Step 1 — Extract &amp; Product Filter (download_hmda.py -&gt; mortgages_2025.csv, 1,508,076 loans): </w:t>
-      </w:r>
-      <w:r>
-        <w:rPr>
-          <w:rFonts w:ascii="Calibri" w:hAnsi="Calibri" w:cs="Calibri"/>
-          <w:color w:val="1E293B"/>
-          <w:sz w:val="20"/>
-          <w:szCs w:val="20"/>
-        </w:rPr>
-        <w:t>Streams the compressed LAR ZIP directly, joins respondent names from TS on lei, and keeps U.S. originated (action_taken=1), conventional (loan_type=1), home-purchase (loan_purpose=1), first-lien (lien_status=1), principal-residence (occupancy_type=1), conforming (conforming_loan_limit=C), 30-year fixed-rate (loan_term=360, intro_rate_period=NA) loans.</w:t>
+        <w:t xml:space="preserve">3. Reproducibility, Parameters, and Assumptions</w:t>
       </w:r>
     </w:p>
     <w:p>
       <w:pPr>
+        <w:ind w:left="180" w:hanging="180"/>
         <w:spacing w:before="16" w:after="20" w:line="210" w:lineRule="auto"/>
-        <w:ind w:left="180" w:hanging="180"/>
-        <w:rPr>
-          <w:sz w:val="20"/>
-          <w:szCs w:val="20"/>
-        </w:rPr>
       </w:pPr>
       <w:r>
         <w:rPr>
@@ -574,11 +643,76 @@
           <w:b/>
           <w:bCs/>
           <w:color w:val="B45309"/>
-          <w:sz w:val="20"/>
-          <w:szCs w:val="20"/>
+          <w:sz w:val="18"/>
+          <w:szCs w:val="18"/>
         </w:rPr>
         <w:t xml:space="preserve">• </w:t>
       </w:r>
+      <w:r>
+        <w:rPr>
+          <w:rFonts w:ascii="Calibri" w:hAnsi="Calibri" w:cs="Calibri"/>
+          <w:b/>
+          <w:bCs/>
+          <w:color w:val="0F172A"/>
+          <w:sz w:val="18"/>
+          <w:szCs w:val="18"/>
+        </w:rPr>
+        <w:t xml:space="preserve">Execution &amp; Automated Tests (project_audible_data/README.md): </w:t>
+      </w:r>
+      <w:r>
+        <w:rPr>
+          <w:rFonts w:ascii="Calibri" w:hAnsi="Calibri" w:cs="Calibri"/>
+          <w:color w:val="1E293B"/>
+          <w:sz w:val="18"/>
+          <w:szCs w:val="18"/>
+        </w:rPr>
+        <w:t xml:space="preserve">Run in order from project_audible_data/: python3 download_hmda.py -&gt; python3 classify_lenders_nyu.py -&gt; python3 clean_mortgages.py -&gt; python3 analyze_pricing.py -&gt; python3 build_dashboard.py -&gt; python3 build_position_memo.py. Verify with python3 -m unittest -v. Environment: Python 3.10+ (standard library for steps 1, 3, 4, 5; pandas and openpyxl for step 2). Large raw files are gitignored and re-downloaded by steps 1–2.</w:t>
+      </w:r>
+    </w:p>
+    <w:p>
+      <w:pPr>
+        <w:ind w:left="180" w:hanging="180"/>
+        <w:spacing w:before="16" w:after="20" w:line="210" w:lineRule="auto"/>
+      </w:pPr>
+      <w:r>
+        <w:rPr>
+          <w:rFonts w:ascii="Calibri" w:hAnsi="Calibri" w:cs="Calibri"/>
+          <w:b/>
+          <w:bCs/>
+          <w:color w:val="B45309"/>
+          <w:sz w:val="18"/>
+          <w:szCs w:val="18"/>
+        </w:rPr>
+        <w:t xml:space="preserve">• </w:t>
+      </w:r>
+      <w:r>
+        <w:rPr>
+          <w:rFonts w:ascii="Calibri" w:hAnsi="Calibri" w:cs="Calibri"/>
+          <w:b/>
+          <w:bCs/>
+          <w:color w:val="0F172A"/>
+          <w:sz w:val="18"/>
+          <w:szCs w:val="18"/>
+        </w:rPr>
+        <w:t xml:space="preserve">Parameters &amp; Assumptions: </w:t>
+      </w:r>
+      <w:r>
+        <w:rPr>
+          <w:rFonts w:ascii="Calibri" w:hAnsi="Calibri" w:cs="Calibri"/>
+          <w:color w:val="1E293B"/>
+          <w:sz w:val="18"/>
+          <w:szCs w:val="18"/>
+        </w:rPr>
+        <w:t xml:space="preserve">(1) Minimum cell coverage: &gt;=100 loans/side, &gt;=3 Fintech lenders, &gt;=10 Bank lenders; (2) Materiality threshold: &gt;= +5.0 bps spread gap (&gt;= +20.0 bps for Tier-1 priority); (3) Conforming DTI cap: &lt;50% (Fannie/Freddie automated underwriting limit, covering 99.6% of valid-DTI loans); (4) Missing values (NA/Exempt/blank) are never imputed as 0, while 0.0 is kept as a valid observation; (5) Public HMDA omits borrower FICO scores and exact rate-lock dates.</w:t>
+      </w:r>
+    </w:p>
+    <w:p>
+      <w:pPr>
+        <w:pBdr>
+          <w:bottom w:val="single" w:sz="6" w:space="2" w:color="CBD5E1"/>
+        </w:pBdr>
+        <w:spacing w:before="80" w:after="30" w:line="215" w:lineRule="auto"/>
+      </w:pPr>
       <w:r>
         <w:rPr>
           <w:rFonts w:ascii="Calibri" w:hAnsi="Calibri" w:cs="Calibri"/>
@@ -588,26 +722,13 @@
           <w:sz w:val="20"/>
           <w:szCs w:val="20"/>
         </w:rPr>
-        <w:t xml:space="preserve">Step 2 — Lender Classification Join (classify_lenders_nyu.py -&gt; mortgages_2025_classified.csv): </w:t>
-      </w:r>
-      <w:r>
-        <w:rPr>
-          <w:rFonts w:ascii="Calibri" w:hAnsi="Calibri" w:cs="Calibri"/>
-          <w:color w:val="1E293B"/>
-          <w:sz w:val="20"/>
-          <w:szCs w:val="20"/>
-        </w:rPr>
-        <w:t>Joins lei to the Philadelphia Fed file (lei -&gt; rssd_id, TYPE) and matches rssd_id to the NYU list. Classifies Fintech (175,928 loans; 15 lenders) vs. Bank comparator (non-NYU depository banks TYPE 10/14/20: 347,634 loans; 662 lenders). Credit unions (TYPE 30) and other nonbanks remain separate.</w:t>
+        <w:t xml:space="preserve">4. Justification of Design Choices (Chosen vs. Tried and Rejected)</w:t>
       </w:r>
     </w:p>
     <w:p>
       <w:pPr>
+        <w:ind w:left="180" w:hanging="180"/>
         <w:spacing w:before="16" w:after="20" w:line="210" w:lineRule="auto"/>
-        <w:ind w:left="180" w:hanging="180"/>
-        <w:rPr>
-          <w:sz w:val="20"/>
-          <w:szCs w:val="20"/>
-        </w:rPr>
       </w:pPr>
       <w:r>
         <w:rPr>
@@ -615,8 +736,8 @@
           <w:b/>
           <w:bCs/>
           <w:color w:val="B45309"/>
-          <w:sz w:val="20"/>
-          <w:szCs w:val="20"/>
+          <w:sz w:val="18"/>
+          <w:szCs w:val="18"/>
         </w:rPr>
         <w:t xml:space="preserve">• </w:t>
       </w:r>
@@ -626,29 +747,25 @@
           <w:b/>
           <w:bCs/>
           <w:color w:val="0F172A"/>
-          <w:sz w:val="20"/>
-          <w:szCs w:val="20"/>
-        </w:rPr>
-        <w:t xml:space="preserve">Step 3 — Lossless Cleaning &amp; Binning (clean_mortgages.py -&gt; mortgages_2025_clean.csv): </w:t>
+          <w:sz w:val="18"/>
+          <w:szCs w:val="18"/>
+        </w:rPr>
+        <w:t xml:space="preserve">Stratified Medians &amp; IQR (p25–p75) Over Parametric Means/OLS: </w:t>
       </w:r>
       <w:r>
         <w:rPr>
           <w:rFonts w:ascii="Calibri" w:hAnsi="Calibri" w:cs="Calibri"/>
           <w:color w:val="1E293B"/>
-          <w:sz w:val="20"/>
-          <w:szCs w:val="20"/>
-        </w:rPr>
-        <w:t>Preserves all 1,508,076 rows and raw HMDA strings (NA, Exempt, blanks, zeroes) while adding parsed numeric fields, anomaly review_flags, eligibility flags, and 4 borrower bins: Standard Conforming DTI (&lt;30%, 30%-&lt;36%, 36%-43%, 44%-49%), CLTV (&lt;=80%, 80.01%-90%, 90.01%-95%, &gt;95%), Income (&lt;=$75k, $75k-$125k, $125k-$200k, &gt;$200k; HMDA income * $1,000), and Loan Amount (&lt;=$200k, $200k-$350k, $350k-$500k, &gt;$500k).</w:t>
+          <w:sz w:val="18"/>
+          <w:szCs w:val="18"/>
+        </w:rPr>
+        <w:t xml:space="preserve">Mortgage pricing and fee ratios have skewed tails and reporting outliers. Comparing non-parametric medians and IQRs across the 16 stratified DTI x CLTV cells (Fintech higher in all 16 of 16 cells, +10.3 to +31.6 bps) controls for observable risk without parametric distortion.</w:t>
       </w:r>
     </w:p>
     <w:p>
       <w:pPr>
+        <w:ind w:left="180" w:hanging="180"/>
         <w:spacing w:before="16" w:after="20" w:line="210" w:lineRule="auto"/>
-        <w:ind w:left="180" w:hanging="180"/>
-        <w:rPr>
-          <w:sz w:val="20"/>
-          <w:szCs w:val="20"/>
-        </w:rPr>
       </w:pPr>
       <w:r>
         <w:rPr>
@@ -656,8 +773,8 @@
           <w:b/>
           <w:bCs/>
           <w:color w:val="B45309"/>
-          <w:sz w:val="20"/>
-          <w:szCs w:val="20"/>
+          <w:sz w:val="18"/>
+          <w:szCs w:val="18"/>
         </w:rPr>
         <w:t xml:space="preserve">• </w:t>
       </w:r>
@@ -667,276 +784,61 @@
           <w:b/>
           <w:bCs/>
           <w:color w:val="0F172A"/>
-          <w:sz w:val="20"/>
-          <w:szCs w:val="20"/>
-        </w:rPr>
-        <w:t xml:space="preserve">Step 4 &amp; 5 — Aggregation &amp; Dashboard (analyze_pricing.py &amp; build_dashboard.py -&gt; Submit/Project Audible Dashboard.html): </w:t>
+          <w:sz w:val="18"/>
+          <w:szCs w:val="18"/>
+        </w:rPr>
+        <w:t xml:space="preserve">Tried &amp; Rejected #1 — Including DTI &gt;=50% and Incomplete Borrower Rows in the Baseline: </w:t>
       </w:r>
       <w:r>
         <w:rPr>
           <w:rFonts w:ascii="Calibri" w:hAnsi="Calibri" w:cs="Calibri"/>
           <w:color w:val="1E293B"/>
-          <w:sz w:val="20"/>
-          <w:szCs w:val="20"/>
-        </w:rPr>
-        <w:t>Evaluates the controlled baseline (in_main_comparison=1, all 4 borrower vars valid, conforming DTI &lt;50%: 511,199 loans — 173,033 Fintech across 14 lenders vs. 338,166 Bank across 655 lenders) across three measures: (1) Main: Rate-Spread Gap = 100 * (Median Spread_Fintech - Median Spread_Bank), where Rate Spread = APR - APOR (+16.4 bps: 0.213% vs. 0.049%); (2) Upfront Fee Ratio = 100 * (origination_charges / loan_amount) (+37.2 bps: 0.947% vs. 0.575%); (3) Contract Interest Rate (+12.5 bps: 6.625% vs. 6.500%).</w:t>
+          <w:sz w:val="18"/>
+          <w:szCs w:val="18"/>
+        </w:rPr>
+        <w:t xml:space="preserve">An initial unadjusted run (522,753 loans; +17.2 bps) included DTI &gt;=50% (&lt;0.4% of sample), which caused a misleading +197.3 bps single-dimension spike driven by 499 manufactured-housing loans from 21st Mortgage with missing CLTV (CLTV=NA) and left DTI &gt;=50% x CLTV &gt;80% cells with &lt;40 Fintech loans. Restricting the baseline to the 4-variable valid conforming sample (DTI &lt;50%, N = 511,199; +16.4 bps) removed CLTV=NA distortion and ensured 100% additive loan counts across all charts.</w:t>
       </w:r>
     </w:p>
     <w:p>
       <w:pPr>
-        <w:pBdr>
-          <w:bottom w:val="single" w:sz="6" w:space="2" w:color="CBD5E1"/>
-        </w:pBdr>
-        <w:spacing w:before="80" w:after="30" w:line="215" w:lineRule="auto"/>
-        <w:rPr>
-          <w:sz w:val="20"/>
-          <w:szCs w:val="20"/>
-        </w:rPr>
-      </w:pPr>
+        <w:ind w:left="180" w:hanging="180"/>
+        <w:spacing w:before="16" w:after="20" w:line="210" w:lineRule="auto"/>
+      </w:pPr>
+      <w:r>
+        <w:rPr>
+          <w:rFonts w:ascii="Calibri" w:hAnsi="Calibri" w:cs="Calibri"/>
+          <w:b/>
+          <w:bCs/>
+          <w:color w:val="B45309"/>
+          <w:sz w:val="18"/>
+          <w:szCs w:val="18"/>
+        </w:rPr>
+        <w:t xml:space="preserve">• </w:t>
+      </w:r>
       <w:r>
         <w:rPr>
           <w:rFonts w:ascii="Calibri" w:hAnsi="Calibri" w:cs="Calibri"/>
           <w:b/>
           <w:bCs/>
           <w:color w:val="0F172A"/>
-          <w:sz w:val="20"/>
-          <w:szCs w:val="20"/>
-        </w:rPr>
-        <w:t>3. Reproducibility, Parameters, and Assumptions</w:t>
-      </w:r>
-    </w:p>
-    <w:p>
-      <w:pPr>
-        <w:spacing w:before="16" w:after="20" w:line="210" w:lineRule="auto"/>
-        <w:ind w:left="180" w:hanging="180"/>
-        <w:rPr>
-          <w:sz w:val="20"/>
-          <w:szCs w:val="20"/>
-        </w:rPr>
-      </w:pPr>
-      <w:r>
-        <w:rPr>
-          <w:rFonts w:ascii="Calibri" w:hAnsi="Calibri" w:cs="Calibri"/>
-          <w:b/>
-          <w:bCs/>
-          <w:color w:val="B45309"/>
-          <w:sz w:val="20"/>
-          <w:szCs w:val="20"/>
-        </w:rPr>
-        <w:t xml:space="preserve">• </w:t>
-      </w:r>
-      <w:r>
-        <w:rPr>
-          <w:rFonts w:ascii="Calibri" w:hAnsi="Calibri" w:cs="Calibri"/>
-          <w:b/>
-          <w:bCs/>
-          <w:color w:val="0F172A"/>
-          <w:sz w:val="20"/>
-          <w:szCs w:val="20"/>
-        </w:rPr>
-        <w:t xml:space="preserve">Execution &amp; Automated Tests (project_audible_data/README.md): </w:t>
+          <w:sz w:val="18"/>
+          <w:szCs w:val="18"/>
+        </w:rPr>
+        <w:t xml:space="preserve">Tried &amp; Rejected #2 — Raw Dollar Origination Fees &amp; Broad Nonbank Comparator: </w:t>
       </w:r>
       <w:r>
         <w:rPr>
           <w:rFonts w:ascii="Calibri" w:hAnsi="Calibri" w:cs="Calibri"/>
           <w:color w:val="1E293B"/>
-          <w:sz w:val="20"/>
-          <w:szCs w:val="20"/>
-        </w:rPr>
-        <w:t>Run in order from project_audible_data/: python3 download_hmda.py -&gt; python3 classify_lenders_nyu.py -&gt; python3 clean_mortgages.py -&gt; python3 analyze_pricing.py -&gt; python3 build_dashboard.py. Verify with python3 -m unittest -v. Environment: Python 3.10+ (standard library for steps 1, 3, 4, 5; pandas and openpyxl for step 2 Excel lookups).</w:t>
-      </w:r>
-    </w:p>
-    <w:p>
-      <w:pPr>
-        <w:spacing w:before="16" w:after="20" w:line="210" w:lineRule="auto"/>
-        <w:ind w:left="180" w:hanging="180"/>
-        <w:rPr>
-          <w:sz w:val="20"/>
-          <w:szCs w:val="20"/>
-        </w:rPr>
-      </w:pPr>
-      <w:r>
-        <w:rPr>
-          <w:rFonts w:ascii="Calibri" w:hAnsi="Calibri" w:cs="Calibri"/>
-          <w:b/>
-          <w:bCs/>
-          <w:color w:val="B45309"/>
-          <w:sz w:val="20"/>
-          <w:szCs w:val="20"/>
-        </w:rPr>
-        <w:t xml:space="preserve">• </w:t>
-      </w:r>
-      <w:r>
-        <w:rPr>
-          <w:rFonts w:ascii="Calibri" w:hAnsi="Calibri" w:cs="Calibri"/>
-          <w:b/>
-          <w:bCs/>
-          <w:color w:val="0F172A"/>
-          <w:sz w:val="20"/>
-          <w:szCs w:val="20"/>
-        </w:rPr>
-        <w:t xml:space="preserve">Parameters &amp; Assumptions: </w:t>
-      </w:r>
-      <w:r>
-        <w:rPr>
-          <w:rFonts w:ascii="Calibri" w:hAnsi="Calibri" w:cs="Calibri"/>
-          <w:color w:val="1E293B"/>
-          <w:sz w:val="20"/>
-          <w:szCs w:val="20"/>
-        </w:rPr>
-        <w:t>(1) Minimum cell coverage: &gt;=100 loans/side, &gt;=3 Fintech lenders, &gt;=10 Bank lenders; (2) Materiality threshold: &gt;= +5.0 bps spread gap (&gt;= +20.0 bps for Tier-1 priority); (3) Conforming DTI cap: &lt;50% (Fannie/Freddie automated underwriting limit, covering 99.6% of valid-DTI loans); (4) Missing values (NA/Exempt/blank) are never imputed as 0, while 0.0 is kept as a valid observation; (5) Public HMDA omits borrower FICO scores and exact rate-lock dates.</w:t>
-      </w:r>
-    </w:p>
-    <w:p>
-      <w:pPr>
-        <w:pBdr>
-          <w:bottom w:val="single" w:sz="6" w:space="2" w:color="CBD5E1"/>
-        </w:pBdr>
-        <w:spacing w:before="80" w:after="30" w:line="215" w:lineRule="auto"/>
-        <w:rPr>
-          <w:sz w:val="20"/>
-          <w:szCs w:val="20"/>
-        </w:rPr>
-      </w:pPr>
-      <w:r>
-        <w:rPr>
-          <w:rFonts w:ascii="Calibri" w:hAnsi="Calibri" w:cs="Calibri"/>
-          <w:b/>
-          <w:bCs/>
-          <w:color w:val="0F172A"/>
-          <w:sz w:val="20"/>
-          <w:szCs w:val="20"/>
-        </w:rPr>
-        <w:t>4. Justification of Design Choices (Chosen vs. Tried and Rejected)</w:t>
-      </w:r>
-    </w:p>
-    <w:p>
-      <w:pPr>
-        <w:spacing w:before="16" w:after="20" w:line="210" w:lineRule="auto"/>
-        <w:ind w:left="180" w:hanging="180"/>
-        <w:rPr>
-          <w:sz w:val="20"/>
-          <w:szCs w:val="20"/>
-        </w:rPr>
-      </w:pPr>
-      <w:r>
-        <w:rPr>
-          <w:rFonts w:ascii="Calibri" w:hAnsi="Calibri" w:cs="Calibri"/>
-          <w:b/>
-          <w:bCs/>
-          <w:color w:val="B45309"/>
-          <w:sz w:val="20"/>
-          <w:szCs w:val="20"/>
-        </w:rPr>
-        <w:t xml:space="preserve">• </w:t>
-      </w:r>
-      <w:r>
-        <w:rPr>
-          <w:rFonts w:ascii="Calibri" w:hAnsi="Calibri" w:cs="Calibri"/>
-          <w:b/>
-          <w:bCs/>
-          <w:color w:val="0F172A"/>
-          <w:sz w:val="20"/>
-          <w:szCs w:val="20"/>
-        </w:rPr>
-        <w:t xml:space="preserve">Stratified Medians &amp; IQR (p25–p75) Over Parametric Means/OLS: </w:t>
-      </w:r>
-      <w:r>
-        <w:rPr>
-          <w:rFonts w:ascii="Calibri" w:hAnsi="Calibri" w:cs="Calibri"/>
-          <w:color w:val="1E293B"/>
-          <w:sz w:val="20"/>
-          <w:szCs w:val="20"/>
-        </w:rPr>
-        <w:t>Mortgage pricing and fee ratios have skewed tails and reporting outliers. Comparing non-parametric medians and IQRs across the 16 stratified DTI x CLTV cells (Fintech higher in all 16 of 16 cells, +10.3 to +31.6 bps) controls for observable risk without parametric distortion.</w:t>
-      </w:r>
-    </w:p>
-    <w:p>
-      <w:pPr>
-        <w:spacing w:before="16" w:after="20" w:line="210" w:lineRule="auto"/>
-        <w:ind w:left="180" w:hanging="180"/>
-        <w:rPr>
-          <w:sz w:val="20"/>
-          <w:szCs w:val="20"/>
-        </w:rPr>
-      </w:pPr>
-      <w:r>
-        <w:rPr>
-          <w:rFonts w:ascii="Calibri" w:hAnsi="Calibri" w:cs="Calibri"/>
-          <w:b/>
-          <w:bCs/>
-          <w:color w:val="B45309"/>
-          <w:sz w:val="20"/>
-          <w:szCs w:val="20"/>
-        </w:rPr>
-        <w:t xml:space="preserve">• </w:t>
-      </w:r>
-      <w:r>
-        <w:rPr>
-          <w:rFonts w:ascii="Calibri" w:hAnsi="Calibri" w:cs="Calibri"/>
-          <w:b/>
-          <w:bCs/>
-          <w:color w:val="0F172A"/>
-          <w:sz w:val="20"/>
-          <w:szCs w:val="20"/>
-        </w:rPr>
-        <w:t xml:space="preserve">Tried &amp; Rejected #1 — Including DTI &gt;=50% and Incomplete Borrower Rows in the Baseline: </w:t>
-      </w:r>
-      <w:r>
-        <w:rPr>
-          <w:rFonts w:ascii="Calibri" w:hAnsi="Calibri" w:cs="Calibri"/>
-          <w:color w:val="1E293B"/>
-          <w:sz w:val="20"/>
-          <w:szCs w:val="20"/>
-        </w:rPr>
-        <w:t>An initial unadjusted run (522,753 loans; +17.2 bps) included DTI &gt;=50% (&lt;0.4% of sample), which caused a misleading +197.3 bps single-dimension spike driven by 499 manufactured-housing loans from 21st Mortgage with missing CLTV (CLTV=NA) and left DTI &gt;=50% x CLTV &gt;80% cells with &lt;40 Fintech loans. Restricting the baseline to the 4-variable valid conforming sample (DTI &lt;50%, N = 511,199; +16.4 bps) removed CLTV=NA distortion and ensured 100% additive loan counts across all charts.</w:t>
-      </w:r>
-    </w:p>
-    <w:p>
-      <w:pPr>
-        <w:spacing w:before="16" w:after="20" w:line="210" w:lineRule="auto"/>
-        <w:ind w:left="180" w:hanging="180"/>
-        <w:rPr>
-          <w:sz w:val="20"/>
-          <w:szCs w:val="20"/>
-        </w:rPr>
-      </w:pPr>
-      <w:r>
-        <w:rPr>
-          <w:rFonts w:ascii="Calibri" w:hAnsi="Calibri" w:cs="Calibri"/>
-          <w:b/>
-          <w:bCs/>
-          <w:color w:val="B45309"/>
-          <w:sz w:val="20"/>
-          <w:szCs w:val="20"/>
-        </w:rPr>
-        <w:t xml:space="preserve">• </w:t>
-      </w:r>
-      <w:r>
-        <w:rPr>
-          <w:rFonts w:ascii="Calibri" w:hAnsi="Calibri" w:cs="Calibri"/>
-          <w:b/>
-          <w:bCs/>
-          <w:color w:val="0F172A"/>
-          <w:sz w:val="20"/>
-          <w:szCs w:val="20"/>
-        </w:rPr>
-        <w:t xml:space="preserve">Tried &amp; Rejected #2 — Raw Dollar Origination Fees &amp; Broad Nonbank Comparator: </w:t>
-      </w:r>
-      <w:r>
-        <w:rPr>
-          <w:rFonts w:ascii="Calibri" w:hAnsi="Calibri" w:cs="Calibri"/>
-          <w:color w:val="1E293B"/>
-          <w:sz w:val="20"/>
-          <w:szCs w:val="20"/>
-        </w:rPr>
-        <w:t>Raw dollar origination_charges were rejected because they confound fees with loan size ($3,000 is 1.50% on a $200k loan vs. 0.50% on a $600k loan); dividing by loan_amount normalizes upfront cost. Pooling non-NYU mortgage companies into the comparator was also rejected because many unlabelled nonbanks use digital origination; restricting the comparator to depository banks (TYPE 10/14/20) ensures a clean institutional benchmark.</w:t>
+          <w:sz w:val="18"/>
+          <w:szCs w:val="18"/>
+        </w:rPr>
+        <w:t xml:space="preserve">Raw dollar origination_charges were rejected because they confound fees with loan size ($3,000 is 1.50% on a $200k loan vs. 0.50% on a $600k loan); dividing by loan_amount normalizes upfront cost. Pooling non-NYU mortgage companies into the comparator was also rejected because many unlabelled nonbanks use digital origination; restricting the comparator to depository banks (TYPE 10/14/20) ensures a clean institutional benchmark. Because all 14 Fintech lenders are nonbanks, non-fintech nonbanks (TYPE 40/41) are reported separately as a robustness comparator to separate a fintech effect from a nonbank effect.</w:t>
       </w:r>
     </w:p>
     <w:sectPr>
       <w:pgSz w:w="12240" w:h="15840"/>
       <w:pgMar w:top="720" w:right="864" w:bottom="720" w:left="864" w:header="432" w:footer="432" w:gutter="0"/>
-      <w:cols w:space="720"/>
     </w:sectPr>
   </w:body>
 </w:document>

--- a/Submit/Project Audible Technical Memo.docx
+++ b/Submit/Project Audible Technical Memo.docx
@@ -23,7 +23,7 @@
         <w:pBdr>
           <w:bottom w:val="single" w:sz="6" w:space="2" w:color="CBD5E1"/>
         </w:pBdr>
-        <w:spacing w:before="0" w:after="40" w:line="205" w:lineRule="auto"/>
+        <w:spacing w:before="0" w:after="38" w:line="205" w:lineRule="auto"/>
       </w:pPr>
       <w:r>
         <w:rPr>
@@ -91,7 +91,7 @@
         <w:pBdr>
           <w:bottom w:val="single" w:sz="6" w:space="2" w:color="CBD5E1"/>
         </w:pBdr>
-        <w:spacing w:before="80" w:after="30" w:line="215" w:lineRule="auto"/>
+        <w:spacing w:before="85" w:after="32" w:line="218" w:lineRule="auto"/>
       </w:pPr>
       <w:r>
         <w:rPr>
@@ -118,25 +118,25 @@
         </w:tblBorders>
       </w:tblPr>
       <w:tblGrid>
-        <w:gridCol w:w="2450"/>
+        <w:gridCol w:w="2400"/>
         <w:gridCol w:w="2200"/>
-        <w:gridCol w:w="5850"/>
+        <w:gridCol w:w="5900"/>
       </w:tblGrid>
       <w:tr>
         <w:tc>
           <w:tcPr>
-            <w:tcW w:w="2450" w:type="dxa"/>
+            <w:tcW w:w="2400" w:type="dxa"/>
             <w:shd w:val="clear" w:color="auto" w:fill="F1F5F9"/>
             <w:tcMar>
-              <w:top w:w="28" w:type="dxa"/>
-              <w:bottom w:w="28" w:type="dxa"/>
-              <w:left w:w="65" w:type="dxa"/>
-              <w:right w:w="65" w:type="dxa"/>
+              <w:top w:w="32" w:type="dxa"/>
+              <w:bottom w:w="32" w:type="dxa"/>
+              <w:left w:w="68" w:type="dxa"/>
+              <w:right w:w="68" w:type="dxa"/>
             </w:tcMar>
           </w:tcPr>
           <w:p>
             <w:pPr>
-              <w:spacing w:before="8" w:after="8" w:line="195" w:lineRule="auto"/>
+              <w:spacing w:before="8" w:after="8" w:line="198" w:lineRule="auto"/>
             </w:pPr>
             <w:r>
               <w:rPr>
@@ -156,15 +156,15 @@
             <w:tcW w:w="2200" w:type="dxa"/>
             <w:shd w:val="clear" w:color="auto" w:fill="F1F5F9"/>
             <w:tcMar>
-              <w:top w:w="28" w:type="dxa"/>
-              <w:bottom w:w="28" w:type="dxa"/>
-              <w:left w:w="65" w:type="dxa"/>
-              <w:right w:w="65" w:type="dxa"/>
+              <w:top w:w="32" w:type="dxa"/>
+              <w:bottom w:w="32" w:type="dxa"/>
+              <w:left w:w="68" w:type="dxa"/>
+              <w:right w:w="68" w:type="dxa"/>
             </w:tcMar>
           </w:tcPr>
           <w:p>
             <w:pPr>
-              <w:spacing w:before="8" w:after="8" w:line="195" w:lineRule="auto"/>
+              <w:spacing w:before="8" w:after="8" w:line="198" w:lineRule="auto"/>
             </w:pPr>
             <w:r>
               <w:rPr>
@@ -181,18 +181,18 @@
         </w:tc>
         <w:tc>
           <w:tcPr>
-            <w:tcW w:w="5850" w:type="dxa"/>
+            <w:tcW w:w="5900" w:type="dxa"/>
             <w:shd w:val="clear" w:color="auto" w:fill="F1F5F9"/>
             <w:tcMar>
-              <w:top w:w="28" w:type="dxa"/>
-              <w:bottom w:w="28" w:type="dxa"/>
-              <w:left w:w="65" w:type="dxa"/>
-              <w:right w:w="65" w:type="dxa"/>
+              <w:top w:w="32" w:type="dxa"/>
+              <w:bottom w:w="32" w:type="dxa"/>
+              <w:left w:w="68" w:type="dxa"/>
+              <w:right w:w="68" w:type="dxa"/>
             </w:tcMar>
           </w:tcPr>
           <w:p>
             <w:pPr>
-              <w:spacing w:before="8" w:after="8" w:line="195" w:lineRule="auto"/>
+              <w:spacing w:before="8" w:after="8" w:line="198" w:lineRule="auto"/>
             </w:pPr>
             <w:r>
               <w:rPr>
@@ -203,7 +203,7 @@
                 <w:sz w:val="17"/>
                 <w:szCs w:val="17"/>
               </w:rPr>
-              <w:t xml:space="preserve">How Pulled &amp; Verification</w:t>
+              <w:t xml:space="preserve">Retrieval &amp; Verification</w:t>
             </w:r>
           </w:p>
         </w:tc>
@@ -211,17 +211,17 @@
       <w:tr>
         <w:tc>
           <w:tcPr>
-            <w:tcW w:w="2450" w:type="dxa"/>
+            <w:tcW w:w="2400" w:type="dxa"/>
             <w:tcMar>
-              <w:top w:w="28" w:type="dxa"/>
-              <w:bottom w:w="28" w:type="dxa"/>
-              <w:left w:w="65" w:type="dxa"/>
-              <w:right w:w="65" w:type="dxa"/>
+              <w:top w:w="32" w:type="dxa"/>
+              <w:bottom w:w="32" w:type="dxa"/>
+              <w:left w:w="68" w:type="dxa"/>
+              <w:right w:w="68" w:type="dxa"/>
             </w:tcMar>
           </w:tcPr>
           <w:p>
             <w:pPr>
-              <w:spacing w:before="8" w:after="8" w:line="195" w:lineRule="auto"/>
+              <w:spacing w:before="8" w:after="8" w:line="198" w:lineRule="auto"/>
             </w:pPr>
             <w:r>
               <w:rPr>
@@ -240,15 +240,15 @@
           <w:tcPr>
             <w:tcW w:w="2200" w:type="dxa"/>
             <w:tcMar>
-              <w:top w:w="28" w:type="dxa"/>
-              <w:bottom w:w="28" w:type="dxa"/>
-              <w:left w:w="65" w:type="dxa"/>
-              <w:right w:w="65" w:type="dxa"/>
+              <w:top w:w="32" w:type="dxa"/>
+              <w:bottom w:w="32" w:type="dxa"/>
+              <w:left w:w="68" w:type="dxa"/>
+              <w:right w:w="68" w:type="dxa"/>
             </w:tcMar>
           </w:tcPr>
           <w:p>
             <w:pPr>
-              <w:spacing w:before="8" w:after="8" w:line="195" w:lineRule="auto"/>
+              <w:spacing w:before="8" w:after="8" w:line="198" w:lineRule="auto"/>
             </w:pPr>
             <w:r>
               <w:rPr>
@@ -257,23 +257,24 @@
                 <w:sz w:val="17"/>
                 <w:szCs w:val="17"/>
               </w:rPr>
-              <w:t xml:space="preserve">2025 Snapshot (Modified Jun 23, 2026); accessed Oct 22, 2026</w:t>
+              <w:t xml:space="preserve">2025 Snapshot (Jun 23, 2026);
+Accessed Oct 22, 2026</w:t>
             </w:r>
           </w:p>
         </w:tc>
         <w:tc>
           <w:tcPr>
-            <w:tcW w:w="5850" w:type="dxa"/>
+            <w:tcW w:w="5900" w:type="dxa"/>
             <w:tcMar>
-              <w:top w:w="28" w:type="dxa"/>
-              <w:bottom w:w="28" w:type="dxa"/>
-              <w:left w:w="65" w:type="dxa"/>
-              <w:right w:w="65" w:type="dxa"/>
+              <w:top w:w="32" w:type="dxa"/>
+              <w:bottom w:w="32" w:type="dxa"/>
+              <w:left w:w="68" w:type="dxa"/>
+              <w:right w:w="68" w:type="dxa"/>
             </w:tcMar>
           </w:tcPr>
           <w:p>
             <w:pPr>
-              <w:spacing w:before="8" w:after="8" w:line="195" w:lineRule="auto"/>
+              <w:spacing w:before="8" w:after="8" w:line="198" w:lineRule="auto"/>
             </w:pPr>
             <w:r>
               <w:rPr>
@@ -282,7 +283,7 @@
                 <w:sz w:val="17"/>
                 <w:szCs w:val="17"/>
               </w:rPr>
-              <w:t xml:space="preserve">Pulled via download_hmda.py from files.ffiec.cfpb.gov/static-data/snapshot/2025/ (2025_public_lar_csv.zip, 737.1 MB, SHA-256: 9b25c05d...; 2025_public_ts_csv.zip, 194.2 KB, SHA-256: 6d4157af...). Static archive used instead of live API.</w:t>
+              <w:t xml:space="preserve">Downloaded via download_hmda.py from files.ffiec.cfpb.gov (2025_public_lar_csv.zip, SHA-256: 9b25c05d...; 2025_public_ts_csv.zip, SHA-256: 6d4157af...). Static archive used instead of live API.</w:t>
             </w:r>
           </w:p>
         </w:tc>
@@ -290,17 +291,17 @@
       <w:tr>
         <w:tc>
           <w:tcPr>
-            <w:tcW w:w="2450" w:type="dxa"/>
+            <w:tcW w:w="2400" w:type="dxa"/>
             <w:tcMar>
-              <w:top w:w="28" w:type="dxa"/>
-              <w:bottom w:w="28" w:type="dxa"/>
-              <w:left w:w="65" w:type="dxa"/>
-              <w:right w:w="65" w:type="dxa"/>
+              <w:top w:w="32" w:type="dxa"/>
+              <w:bottom w:w="32" w:type="dxa"/>
+              <w:left w:w="68" w:type="dxa"/>
+              <w:right w:w="68" w:type="dxa"/>
             </w:tcMar>
           </w:tcPr>
           <w:p>
             <w:pPr>
-              <w:spacing w:before="8" w:after="8" w:line="195" w:lineRule="auto"/>
+              <w:spacing w:before="8" w:after="8" w:line="198" w:lineRule="auto"/>
             </w:pPr>
             <w:r>
               <w:rPr>
@@ -311,7 +312,7 @@
                 <w:sz w:val="17"/>
                 <w:szCs w:val="17"/>
               </w:rPr>
-              <w:t xml:space="preserve">NYU Stern Fintech Classification (Fuster et al., 2019)</w:t>
+              <w:t xml:space="preserve">NYU Stern Fintech List (Fuster et al., 2019)</w:t>
             </w:r>
           </w:p>
         </w:tc>
@@ -319,15 +320,15 @@
           <w:tcPr>
             <w:tcW w:w="2200" w:type="dxa"/>
             <w:tcMar>
-              <w:top w:w="28" w:type="dxa"/>
-              <w:bottom w:w="28" w:type="dxa"/>
-              <w:left w:w="65" w:type="dxa"/>
-              <w:right w:w="65" w:type="dxa"/>
+              <w:top w:w="32" w:type="dxa"/>
+              <w:bottom w:w="32" w:type="dxa"/>
+              <w:left w:w="68" w:type="dxa"/>
+              <w:right w:w="68" w:type="dxa"/>
             </w:tcMar>
           </w:tcPr>
           <w:p>
             <w:pPr>
-              <w:spacing w:before="8" w:after="8" w:line="195" w:lineRule="auto"/>
+              <w:spacing w:before="8" w:after="8" w:line="198" w:lineRule="auto"/>
             </w:pPr>
             <w:r>
               <w:rPr>
@@ -336,23 +337,24 @@
                 <w:sz w:val="17"/>
                 <w:szCs w:val="17"/>
               </w:rPr>
-              <w:t xml:space="preserve">Cumulative 2017 list (NY Fed SR 836); accessed Oct 22, 2026</w:t>
+              <w:t xml:space="preserve">Cumulative 2017 list;
+Accessed Oct 22, 2026</w:t>
             </w:r>
           </w:p>
         </w:tc>
         <w:tc>
           <w:tcPr>
-            <w:tcW w:w="5850" w:type="dxa"/>
+            <w:tcW w:w="5900" w:type="dxa"/>
             <w:tcMar>
-              <w:top w:w="28" w:type="dxa"/>
-              <w:bottom w:w="28" w:type="dxa"/>
-              <w:left w:w="65" w:type="dxa"/>
-              <w:right w:w="65" w:type="dxa"/>
+              <w:top w:w="32" w:type="dxa"/>
+              <w:bottom w:w="32" w:type="dxa"/>
+              <w:left w:w="68" w:type="dxa"/>
+              <w:right w:w="68" w:type="dxa"/>
             </w:tcMar>
           </w:tcPr>
           <w:p>
             <w:pPr>
-              <w:spacing w:before="8" w:after="8" w:line="195" w:lineRule="auto"/>
+              <w:spacing w:before="8" w:after="8" w:line="198" w:lineRule="auto"/>
             </w:pPr>
             <w:r>
               <w:rPr>
@@ -361,7 +363,7 @@
                 <w:sz w:val="17"/>
                 <w:szCs w:val="17"/>
               </w:rPr>
-              <w:t xml:space="preserve">Pulled from pages.stern.nyu.edu/pschnabl/data/data_fintech.htm (fintech_classification.xlsx, SHA-256: bc59ce16...). Identifies 18 online-origination lenders by RSSD ID (15 active in 2025 HMDA; 14 in controlled sample).</w:t>
+              <w:t xml:space="preserve">Pulled from pages.stern.nyu.edu (fintech_classification.xlsx, SHA-256: bc59ce16...). Identifies 18 online-origination lenders by RSSD ID (15 active in 2025 HMDA; 14 in controlled baseline).</w:t>
             </w:r>
           </w:p>
         </w:tc>
@@ -369,17 +371,17 @@
       <w:tr>
         <w:tc>
           <w:tcPr>
-            <w:tcW w:w="2450" w:type="dxa"/>
+            <w:tcW w:w="2400" w:type="dxa"/>
             <w:tcMar>
-              <w:top w:w="28" w:type="dxa"/>
-              <w:bottom w:w="28" w:type="dxa"/>
-              <w:left w:w="65" w:type="dxa"/>
-              <w:right w:w="65" w:type="dxa"/>
+              <w:top w:w="32" w:type="dxa"/>
+              <w:bottom w:w="32" w:type="dxa"/>
+              <w:left w:w="68" w:type="dxa"/>
+              <w:right w:w="68" w:type="dxa"/>
             </w:tcMar>
           </w:tcPr>
           <w:p>
             <w:pPr>
-              <w:spacing w:before="8" w:after="8" w:line="195" w:lineRule="auto"/>
+              <w:spacing w:before="8" w:after="8" w:line="198" w:lineRule="auto"/>
             </w:pPr>
             <w:r>
               <w:rPr>
@@ -398,15 +400,15 @@
           <w:tcPr>
             <w:tcW w:w="2200" w:type="dxa"/>
             <w:tcMar>
-              <w:top w:w="28" w:type="dxa"/>
-              <w:bottom w:w="28" w:type="dxa"/>
-              <w:left w:w="65" w:type="dxa"/>
-              <w:right w:w="65" w:type="dxa"/>
+              <w:top w:w="32" w:type="dxa"/>
+              <w:bottom w:w="32" w:type="dxa"/>
+              <w:left w:w="68" w:type="dxa"/>
+              <w:right w:w="68" w:type="dxa"/>
             </w:tcMar>
           </w:tcPr>
           <w:p>
             <w:pPr>
-              <w:spacing w:before="8" w:after="8" w:line="195" w:lineRule="auto"/>
+              <w:spacing w:before="8" w:after="8" w:line="198" w:lineRule="auto"/>
             </w:pPr>
             <w:r>
               <w:rPr>
@@ -415,23 +417,24 @@
                 <w:sz w:val="17"/>
                 <w:szCs w:val="17"/>
               </w:rPr>
-              <w:t xml:space="preserve">Version Jul 15, 2026; accessed Oct 22, 2026</w:t>
+              <w:t xml:space="preserve">Version Jul 15, 2026;
+Accessed Oct 22, 2026</w:t>
             </w:r>
           </w:p>
         </w:tc>
         <w:tc>
           <w:tcPr>
-            <w:tcW w:w="5850" w:type="dxa"/>
+            <w:tcW w:w="5900" w:type="dxa"/>
             <w:tcMar>
-              <w:top w:w="28" w:type="dxa"/>
-              <w:bottom w:w="28" w:type="dxa"/>
-              <w:left w:w="65" w:type="dxa"/>
-              <w:right w:w="65" w:type="dxa"/>
+              <w:top w:w="32" w:type="dxa"/>
+              <w:bottom w:w="32" w:type="dxa"/>
+              <w:left w:w="68" w:type="dxa"/>
+              <w:right w:w="68" w:type="dxa"/>
             </w:tcMar>
           </w:tcPr>
           <w:p>
             <w:pPr>
-              <w:spacing w:before="8" w:after="8" w:line="195" w:lineRule="auto"/>
+              <w:spacing w:before="8" w:after="8" w:line="198" w:lineRule="auto"/>
             </w:pPr>
             <w:r>
               <w:rPr>
@@ -440,7 +443,7 @@
                 <w:sz w:val="17"/>
                 <w:szCs w:val="17"/>
               </w:rPr>
-              <w:t xml:space="preserve">Fetched by classify_lenders_nyu.py from philadelphiafed.org (hmda-2018-present.xlsx, saved as raw/hmda_lender_2018_2025_philadelphia_fed.xlsx; SHA-256: a7e72d98...). Links 2025 HMDA lei to Federal Reserve rssd_id and institution TYPE (banks 10/14/20; nonbanks 40/41).</w:t>
+              <w:t xml:space="preserve">Fetched via classify_lenders_nyu.py from philadelphiafed.org (SHA-256: a7e72d98...). Bridges 2025 HMDA LEIs to Federal Reserve RSSD IDs and institution TYPE codes (banks 10/14/20; nonbanks 40/41).</w:t>
             </w:r>
           </w:p>
         </w:tc>
@@ -451,7 +454,7 @@
         <w:pBdr>
           <w:bottom w:val="single" w:sz="6" w:space="2" w:color="CBD5E1"/>
         </w:pBdr>
-        <w:spacing w:before="80" w:after="30" w:line="215" w:lineRule="auto"/>
+        <w:spacing w:before="85" w:after="32" w:line="218" w:lineRule="auto"/>
       </w:pPr>
       <w:r>
         <w:rPr>
@@ -462,13 +465,13 @@
           <w:sz w:val="20"/>
           <w:szCs w:val="20"/>
         </w:rPr>
-        <w:t xml:space="preserve">2. Data Pipeline, Joins, Transformations, and Key Measures</w:t>
+        <w:t xml:space="preserve">2. Data Pipeline, Transformations, and Key Measures</w:t>
       </w:r>
     </w:p>
     <w:p>
       <w:pPr>
         <w:ind w:left="180" w:hanging="180"/>
-        <w:spacing w:before="16" w:after="20" w:line="210" w:lineRule="auto"/>
+        <w:spacing w:before="18" w:after="22" w:line="214" w:lineRule="auto"/>
       </w:pPr>
       <w:r>
         <w:rPr>
@@ -490,7 +493,7 @@
           <w:sz w:val="18"/>
           <w:szCs w:val="18"/>
         </w:rPr>
-        <w:t xml:space="preserve">Step 1 — Extract &amp; Product Filter (download_hmda.py -&gt; mortgages_2025.csv, 1,508,076 loans): </w:t>
+        <w:t xml:space="preserve">Step 1 — HMDA Extract (download_hmda.py -&gt; mortgages_2025.csv, 1,508,076 loans): </w:t>
       </w:r>
       <w:r>
         <w:rPr>
@@ -499,13 +502,13 @@
           <w:sz w:val="18"/>
           <w:szCs w:val="18"/>
         </w:rPr>
-        <w:t xml:space="preserve">Streams the compressed LAR ZIP directly, joins respondent names from TS on lei, and keeps U.S. originated (action_taken=1), conventional (loan_type=1), home-purchase (loan_purpose=1), first-lien (lien_status=1), principal-residence (occupancy_type=1), conforming (conforming_loan_limit=C), 30-year fixed-rate (loan_term=360, intro_rate_period=NA) loans.</w:t>
+        <w:t xml:space="preserve">Streams the LAR archive, joins lender names on LEI, and filters to originated (action_taken=1), conventional (loan_type=1), first-lien (lien_status=1), owner-occupied (occupancy_type=1), home-purchase (loan_purpose=1), conforming (C), 30-year fixed-rate (loan_term=360, intro_rate_period=NA) loans.</w:t>
       </w:r>
     </w:p>
     <w:p>
       <w:pPr>
         <w:ind w:left="180" w:hanging="180"/>
-        <w:spacing w:before="16" w:after="20" w:line="210" w:lineRule="auto"/>
+        <w:spacing w:before="18" w:after="22" w:line="214" w:lineRule="auto"/>
       </w:pPr>
       <w:r>
         <w:rPr>
@@ -527,7 +530,7 @@
           <w:sz w:val="18"/>
           <w:szCs w:val="18"/>
         </w:rPr>
-        <w:t xml:space="preserve">Step 2 — Lender Classification Join (classify_lenders_nyu.py -&gt; mortgages_2025_classified.csv): </w:t>
+        <w:t xml:space="preserve">Step 2 — Lender Classification (classify_lenders_nyu.py -&gt; mortgages_2025_classified.csv): </w:t>
       </w:r>
       <w:r>
         <w:rPr>
@@ -536,13 +539,13 @@
           <w:sz w:val="18"/>
           <w:szCs w:val="18"/>
         </w:rPr>
-        <w:t xml:space="preserve">Joins lei to the Philadelphia Fed file (lei -&gt; rssd_id, TYPE) and matches rssd_id to the NYU list. Classifies Fintech (175,928 loans; 15 lenders) vs. Bank comparator (non-NYU depository banks TYPE 10/14/20: 347,634 loans; 662 lenders). Credit unions (TYPE 30) and other lenders stay out of the main comparison; non-fintech independent mortgage banks (TYPE 40/41) are used only as an alternative comparator.</w:t>
+        <w:t xml:space="preserve">Maps LEI -&gt; RSSD ID and TYPE via the Philadelphia Fed file. Tags NYU lenders as Fintech (175,928 loans; 15 lenders) and non-NYU depository banks (TYPE 10/14/20) as the Bank comparator (347,634 loans; 662 lenders). Non-fintech independent mortgage banks (TYPE 40/41) are tracked separately as an alternative comparator.</w:t>
       </w:r>
     </w:p>
     <w:p>
       <w:pPr>
         <w:ind w:left="180" w:hanging="180"/>
-        <w:spacing w:before="16" w:after="20" w:line="210" w:lineRule="auto"/>
+        <w:spacing w:before="18" w:after="22" w:line="214" w:lineRule="auto"/>
       </w:pPr>
       <w:r>
         <w:rPr>
@@ -573,13 +576,13 @@
           <w:sz w:val="18"/>
           <w:szCs w:val="18"/>
         </w:rPr>
-        <w:t xml:space="preserve">Preserves all 1,508,076 rows and raw HMDA strings (NA, Exempt, blanks, zeroes) while adding parsed numeric fields, anomaly review_flags, eligibility flags, and 4 borrower bins: Standard Conforming DTI (&lt;30%, 30%-&lt;36%, 36%-43%, 44%-49%), CLTV (&lt;=80%, 80.01%-90%, 90.01%-95%, &gt;95%), Income (&lt;=$75k, $75k-$125k, $125k-$200k, &gt;$200k; HMDA income * $1,000), and Loan Amount (&lt;=$200k, $200k-$350k, $350k-$500k, &gt;$500k).</w:t>
+        <w:t xml:space="preserve">Retains all 1,508,076 rows and raw strings (NA, Exempt, zeroes) while adding parsed numeric fields, anomaly flags, and 4 risk bins: Standard DTI (&lt;30%, 30%-&lt;36%, 36%-43%, 44%-49%), CLTV (&lt;=80%, 80.01%-90%, 90.01%-95%, &gt;95%), Income (&lt;=$75k, $75k-$125k, $125k-$200k, &gt;$200k), and Loan Size (&lt;=$200k, $200k-$350k, $350k-$500k, &gt;$500k).</w:t>
       </w:r>
     </w:p>
     <w:p>
       <w:pPr>
         <w:ind w:left="180" w:hanging="180"/>
-        <w:spacing w:before="16" w:after="20" w:line="210" w:lineRule="auto"/>
+        <w:spacing w:before="18" w:after="22" w:line="214" w:lineRule="auto"/>
       </w:pPr>
       <w:r>
         <w:rPr>
@@ -601,7 +604,7 @@
           <w:sz w:val="18"/>
           <w:szCs w:val="18"/>
         </w:rPr>
-        <w:t xml:space="preserve">Step 4 &amp; 5 — Aggregation &amp; Dashboard (analyze_pricing.py &amp; build_dashboard.py -&gt; Submit/Project Audible Dashboard.html): </w:t>
+        <w:t xml:space="preserve">Step 4 &amp; 5 — Pricing Metrics &amp; Dashboard (analyze_pricing.py &amp; build_dashboard.py): </w:t>
       </w:r>
       <w:r>
         <w:rPr>
@@ -610,7 +613,7 @@
           <w:sz w:val="18"/>
           <w:szCs w:val="18"/>
         </w:rPr>
-        <w:t xml:space="preserve">Evaluates the controlled baseline (in_main_comparison=1, all 4 borrower vars valid, conforming DTI &lt;50%: 511,199 loans — 173,033 Fintech across 14 lenders vs. 338,166 Bank across 655 lenders) across three measures: (1) Main: Rate-Spread Gap = 100 * (Median Spread_Fintech - Median Spread_Bank), where Rate Spread = APR - APOR (+16.4 bps: 0.213% vs. 0.049%); (2) Upfront Fee Ratio = 100 * (origination_charges / loan_amount) (+37.2 bps: 0.947% vs. 0.575%); (3) Contract Interest Rate (+12.5 bps: 6.625% vs. 6.500%). Robustness: lender-clustered bootstrap CI, Fintech vs. non-fintech nonbanks, ex-Rocket and ex-21st Mortgage, site-built only, no review flags, unadjusted sample.</w:t>
+        <w:t xml:space="preserve">Evaluates the controlled baseline (valid DTI, CLTV, income, loan size, and DTI &lt;50%: 511,199 loans — 173,033 Fintech vs. 338,166 Bank) across three metrics: (1) Main: Rate-Spread Gap = 100 * (Median Spread_Fintech - Median Spread_Bank) (+16.4 bps: 0.213% vs. 0.049%); (2) Upfront Fee Ratio = 100 * (origination_charges / loan_amount) (+37.2 bps: 0.947% vs. 0.575%); (3) Interest Rate (+12.5 bps: 6.625% vs. 6.500%).</w:t>
       </w:r>
     </w:p>
     <w:p>
@@ -618,7 +621,7 @@
         <w:pBdr>
           <w:bottom w:val="single" w:sz="6" w:space="2" w:color="CBD5E1"/>
         </w:pBdr>
-        <w:spacing w:before="80" w:after="30" w:line="215" w:lineRule="auto"/>
+        <w:spacing w:before="85" w:after="32" w:line="218" w:lineRule="auto"/>
       </w:pPr>
       <w:r>
         <w:rPr>
@@ -635,7 +638,7 @@
     <w:p>
       <w:pPr>
         <w:ind w:left="180" w:hanging="180"/>
-        <w:spacing w:before="16" w:after="20" w:line="210" w:lineRule="auto"/>
+        <w:spacing w:before="18" w:after="22" w:line="214" w:lineRule="auto"/>
       </w:pPr>
       <w:r>
         <w:rPr>
@@ -657,7 +660,7 @@
           <w:sz w:val="18"/>
           <w:szCs w:val="18"/>
         </w:rPr>
-        <w:t xml:space="preserve">Execution &amp; Automated Tests (project_audible_data/README.md): </w:t>
+        <w:t xml:space="preserve">Pipeline Execution (project_audible_data/README.md): </w:t>
       </w:r>
       <w:r>
         <w:rPr>
@@ -666,13 +669,13 @@
           <w:sz w:val="18"/>
           <w:szCs w:val="18"/>
         </w:rPr>
-        <w:t xml:space="preserve">Run in order from project_audible_data/: python3 download_hmda.py -&gt; python3 classify_lenders_nyu.py -&gt; python3 clean_mortgages.py -&gt; python3 analyze_pricing.py -&gt; python3 build_dashboard.py -&gt; python3 build_position_memo.py. Verify with python3 -m unittest -v. Environment: Python 3.10+ (standard library for steps 1, 3, 4, 5; pandas and openpyxl for step 2). Large raw files are gitignored and re-downloaded by steps 1–2.</w:t>
+        <w:t xml:space="preserve">Run in sequence from project_audible_data/: python3 download_hmda.py -&gt; classify_lenders_nyu.py -&gt; clean_mortgages.py -&gt; analyze_pricing.py -&gt; build_dashboard.py -&gt; build_position_memo.py. Run tests via python3 -m unittest -v (Python 3.10+ standard library; pandas and openpyxl required only for Step 2).</w:t>
       </w:r>
     </w:p>
     <w:p>
       <w:pPr>
         <w:ind w:left="180" w:hanging="180"/>
-        <w:spacing w:before="16" w:after="20" w:line="210" w:lineRule="auto"/>
+        <w:spacing w:before="18" w:after="22" w:line="214" w:lineRule="auto"/>
       </w:pPr>
       <w:r>
         <w:rPr>
@@ -694,7 +697,7 @@
           <w:sz w:val="18"/>
           <w:szCs w:val="18"/>
         </w:rPr>
-        <w:t xml:space="preserve">Parameters &amp; Assumptions: </w:t>
+        <w:t xml:space="preserve">Core Parameters &amp; Assumptions: </w:t>
       </w:r>
       <w:r>
         <w:rPr>
@@ -703,7 +706,7 @@
           <w:sz w:val="18"/>
           <w:szCs w:val="18"/>
         </w:rPr>
-        <w:t xml:space="preserve">(1) Minimum cell coverage: &gt;=100 loans/side, &gt;=3 Fintech lenders, &gt;=10 Bank lenders; (2) Materiality threshold: &gt;= +5.0 bps spread gap (&gt;= +20.0 bps for Tier-1 priority); (3) Conforming DTI cap: &lt;50% (Fannie/Freddie automated underwriting limit, covering 99.6% of valid-DTI loans); (4) Missing values (NA/Exempt/blank) are never imputed as 0, while 0.0 is kept as a valid observation; (5) Public HMDA omits borrower FICO scores and exact rate-lock dates.</w:t>
+        <w:t xml:space="preserve">(1) Cell coverage threshold: &gt;=100 loans/side, &gt;=3 Fintech lenders, &gt;=10 Bank lenders; (2) Materiality threshold: &gt;= +5.0 bps gap; (3) Conforming DTI cap: &lt;50% (Fannie/Freddie automated limit, covering 99.6% of valid-DTI loans); (4) Missing values (NA/Exempt) are never imputed as zero, while $0 fees are kept as valid; (5) Public HMDA omits credit scores (FICO) and rate-lock dates.</w:t>
       </w:r>
     </w:p>
     <w:p>
@@ -711,7 +714,7 @@
         <w:pBdr>
           <w:bottom w:val="single" w:sz="6" w:space="2" w:color="CBD5E1"/>
         </w:pBdr>
-        <w:spacing w:before="80" w:after="30" w:line="215" w:lineRule="auto"/>
+        <w:spacing w:before="85" w:after="32" w:line="218" w:lineRule="auto"/>
       </w:pPr>
       <w:r>
         <w:rPr>
@@ -728,7 +731,7 @@
     <w:p>
       <w:pPr>
         <w:ind w:left="180" w:hanging="180"/>
-        <w:spacing w:before="16" w:after="20" w:line="210" w:lineRule="auto"/>
+        <w:spacing w:before="18" w:after="22" w:line="214" w:lineRule="auto"/>
       </w:pPr>
       <w:r>
         <w:rPr>
@@ -750,7 +753,7 @@
           <w:sz w:val="18"/>
           <w:szCs w:val="18"/>
         </w:rPr>
-        <w:t xml:space="preserve">Stratified Medians &amp; IQR (p25–p75) Over Parametric Means/OLS: </w:t>
+        <w:t xml:space="preserve">Stratified Medians &amp; IQR (p25–p75) Over Means/OLS: </w:t>
       </w:r>
       <w:r>
         <w:rPr>
@@ -759,13 +762,13 @@
           <w:sz w:val="18"/>
           <w:szCs w:val="18"/>
         </w:rPr>
-        <w:t xml:space="preserve">Mortgage pricing and fee ratios have skewed tails and reporting outliers. Comparing non-parametric medians and IQRs across the 16 stratified DTI x CLTV cells (Fintech higher in all 16 of 16 cells, +10.3 to +31.6 bps) controls for observable risk without parametric distortion.</w:t>
+        <w:t xml:space="preserve">Mortgage rate spreads and fee ratios exhibit skewed tails. Comparing non-parametric medians and IQRs across the 16 DTI x CLTV cells (Fintech higher in all 16 of 16 cells, +10.3 to +31.6 bps) controls for observable risk without outlier distortion.</w:t>
       </w:r>
     </w:p>
     <w:p>
       <w:pPr>
         <w:ind w:left="180" w:hanging="180"/>
-        <w:spacing w:before="16" w:after="20" w:line="210" w:lineRule="auto"/>
+        <w:spacing w:before="18" w:after="22" w:line="214" w:lineRule="auto"/>
       </w:pPr>
       <w:r>
         <w:rPr>
@@ -787,7 +790,7 @@
           <w:sz w:val="18"/>
           <w:szCs w:val="18"/>
         </w:rPr>
-        <w:t xml:space="preserve">Tried &amp; Rejected #1 — Including DTI &gt;=50% and Incomplete Borrower Rows in the Baseline: </w:t>
+        <w:t xml:space="preserve">Rejected #1 — Including DTI &gt;=50% and Incomplete Borrower Rows in Baseline: </w:t>
       </w:r>
       <w:r>
         <w:rPr>
@@ -796,13 +799,13 @@
           <w:sz w:val="18"/>
           <w:szCs w:val="18"/>
         </w:rPr>
-        <w:t xml:space="preserve">An initial unadjusted run (522,753 loans; +17.2 bps) included DTI &gt;=50% (&lt;0.4% of sample), which caused a misleading +197.3 bps single-dimension spike driven by 499 manufactured-housing loans from 21st Mortgage with missing CLTV (CLTV=NA) and left DTI &gt;=50% x CLTV &gt;80% cells with &lt;40 Fintech loans. Restricting the baseline to the 4-variable valid conforming sample (DTI &lt;50%, N = 511,199; +16.4 bps) removed CLTV=NA distortion and ensured 100% additive loan counts across all charts.</w:t>
+        <w:t xml:space="preserve">An initial unadjusted run (+17.2 bps) included DTI &gt;=50% (&lt;0.4% of loans), producing a misleading +197.3 bps spike driven by 499 manufactured-housing loans from 21st Mortgage with missing CLTV (CLTV=NA). Restricting the baseline to complete 4-variable rows with DTI &lt;50% (511,199 loans; +16.4 bps) eliminated missing-CLTV distortion and made all dashboard views 100% additive.</w:t>
       </w:r>
     </w:p>
     <w:p>
       <w:pPr>
         <w:ind w:left="180" w:hanging="180"/>
-        <w:spacing w:before="16" w:after="20" w:line="210" w:lineRule="auto"/>
+        <w:spacing w:before="18" w:after="22" w:line="214" w:lineRule="auto"/>
       </w:pPr>
       <w:r>
         <w:rPr>
@@ -824,7 +827,7 @@
           <w:sz w:val="18"/>
           <w:szCs w:val="18"/>
         </w:rPr>
-        <w:t xml:space="preserve">Tried &amp; Rejected #2 — Raw Dollar Origination Fees &amp; Broad Nonbank Comparator: </w:t>
+        <w:t xml:space="preserve">Rejected #2 — Raw Dollar Fees &amp; Pooled Nonbank Benchmark: </w:t>
       </w:r>
       <w:r>
         <w:rPr>
@@ -833,7 +836,7 @@
           <w:sz w:val="18"/>
           <w:szCs w:val="18"/>
         </w:rPr>
-        <w:t xml:space="preserve">Raw dollar origination_charges were rejected because they confound fees with loan size ($3,000 is 1.50% on a $200k loan vs. 0.50% on a $600k loan); dividing by loan_amount normalizes upfront cost. Pooling non-NYU mortgage companies into the comparator was also rejected because many unlabelled nonbanks use digital origination; restricting the comparator to depository banks (TYPE 10/14/20) ensures a clean institutional benchmark. Because all 14 Fintech lenders are nonbanks, non-fintech nonbanks (TYPE 40/41) are reported separately as a robustness comparator to separate a fintech effect from a nonbank effect.</w:t>
+        <w:t xml:space="preserve">Raw dollar origination_charges were rejected because they scale with loan size; dividing by loan_amount standardizes upfront cost. Pooling non-NYU mortgage companies into the main benchmark was also rejected because many unlisted nonbanks lend online; we use depository banks (TYPE 10/14/20) as the main benchmark and test non-fintech nonbanks (TYPE 40/41; -1.2 bps gap) separately.</w:t>
       </w:r>
     </w:p>
     <w:sectPr>
